--- a/AI Templates/[AI-06] - FIT@HCMUS - AI Student Acknowledgement_En.docx
+++ b/AI Templates/[AI-06] - FIT@HCMUS - AI Student Acknowledgement_En.docx
@@ -225,6 +225,9 @@
             <w:pPr>
               <w:cnfStyle w:val="000000100000" w:firstRow="0" w:lastRow="0" w:firstColumn="0" w:lastColumn="0" w:oddVBand="0" w:evenVBand="0" w:oddHBand="1" w:evenHBand="0" w:firstRowFirstColumn="0" w:firstRowLastColumn="0" w:lastRowFirstColumn="0" w:lastRowLastColumn="0"/>
             </w:pPr>
+            <w:r>
+              <w:t>ChatGPT Free, Gemini Free, GitHub Copilot Free, Antigravity IDE</w:t>
+            </w:r>
           </w:p>
         </w:tc>
       </w:tr>
@@ -254,7 +257,19 @@
           <w:p>
             <w:pPr>
               <w:cnfStyle w:val="000000010000" w:firstRow="0" w:lastRow="0" w:firstColumn="0" w:lastColumn="0" w:oddVBand="0" w:evenVBand="0" w:oddHBand="0" w:evenHBand="1" w:firstRowFirstColumn="0" w:firstRowLastColumn="0" w:lastRowFirstColumn="0" w:lastRowLastColumn="0"/>
+              <w:rPr>
+                <w:lang w:val="vi-VN"/>
+              </w:rPr>
             </w:pPr>
+            <w:r>
+              <w:t>N</w:t>
+            </w:r>
+            <w:r>
+              <w:rPr>
+                <w:lang w:val="vi-VN"/>
+              </w:rPr>
+              <w:t>/A</w:t>
+            </w:r>
           </w:p>
         </w:tc>
       </w:tr>
@@ -290,7 +305,37 @@
                 <w:rFonts w:ascii="Arial" w:hAnsi="Arial"/>
                 <w:sz w:val="21"/>
               </w:rPr>
-              <w:t>[ ] Yes  [ ] No</w:t>
+              <w:t>[</w:t>
+            </w:r>
+            <w:r>
+              <w:rPr>
+                <w:rFonts w:ascii="Arial" w:hAnsi="Arial"/>
+                <w:sz w:val="21"/>
+              </w:rPr>
+              <w:t>x</w:t>
+            </w:r>
+            <w:r>
+              <w:rPr>
+                <w:rFonts w:ascii="Arial" w:hAnsi="Arial"/>
+                <w:sz w:val="21"/>
+              </w:rPr>
+              <w:t xml:space="preserve">] </w:t>
+            </w:r>
+            <w:proofErr w:type="gramStart"/>
+            <w:r>
+              <w:rPr>
+                <w:rFonts w:ascii="Arial" w:hAnsi="Arial"/>
+                <w:sz w:val="21"/>
+              </w:rPr>
+              <w:t>Yes  [</w:t>
+            </w:r>
+            <w:proofErr w:type="gramEnd"/>
+            <w:r>
+              <w:rPr>
+                <w:rFonts w:ascii="Arial" w:hAnsi="Arial"/>
+                <w:sz w:val="21"/>
+              </w:rPr>
+              <w:t xml:space="preserve"> ] No</w:t>
             </w:r>
           </w:p>
         </w:tc>
@@ -322,12 +367,44 @@
             <w:pPr>
               <w:cnfStyle w:val="000000010000" w:firstRow="0" w:lastRow="0" w:firstColumn="0" w:lastColumn="0" w:oddVBand="0" w:evenVBand="0" w:oddHBand="0" w:evenHBand="1" w:firstRowFirstColumn="0" w:firstRowLastColumn="0" w:lastRowFirstColumn="0" w:lastRowLastColumn="0"/>
             </w:pPr>
+            <w:proofErr w:type="gramStart"/>
             <w:r>
               <w:rPr>
                 <w:rFonts w:ascii="Arial" w:hAnsi="Arial"/>
                 <w:sz w:val="21"/>
               </w:rPr>
-              <w:t>[ ] Yes  [ ] No</w:t>
+              <w:t>[ ]</w:t>
+            </w:r>
+            <w:proofErr w:type="gramEnd"/>
+            <w:r>
+              <w:rPr>
+                <w:rFonts w:ascii="Arial" w:hAnsi="Arial"/>
+                <w:sz w:val="21"/>
+              </w:rPr>
+              <w:t xml:space="preserve"> </w:t>
+            </w:r>
+            <w:proofErr w:type="gramStart"/>
+            <w:r>
+              <w:rPr>
+                <w:rFonts w:ascii="Arial" w:hAnsi="Arial"/>
+                <w:sz w:val="21"/>
+              </w:rPr>
+              <w:t>Yes  [</w:t>
+            </w:r>
+            <w:proofErr w:type="gramEnd"/>
+            <w:r>
+              <w:rPr>
+                <w:rFonts w:ascii="Arial" w:hAnsi="Arial"/>
+                <w:sz w:val="21"/>
+              </w:rPr>
+              <w:t>x</w:t>
+            </w:r>
+            <w:r>
+              <w:rPr>
+                <w:rFonts w:ascii="Arial" w:hAnsi="Arial"/>
+                <w:sz w:val="21"/>
+              </w:rPr>
+              <w:t>] No</w:t>
             </w:r>
           </w:p>
         </w:tc>
@@ -382,7 +459,19 @@
           <w:p>
             <w:pPr>
               <w:cnfStyle w:val="100000000000" w:firstRow="1" w:lastRow="0" w:firstColumn="0" w:lastColumn="0" w:oddVBand="0" w:evenVBand="0" w:oddHBand="0" w:evenHBand="0" w:firstRowFirstColumn="0" w:firstRowLastColumn="0" w:lastRowFirstColumn="0" w:lastRowLastColumn="0"/>
+              <w:rPr>
+                <w:lang w:val="vi-VN"/>
+              </w:rPr>
             </w:pPr>
+            <w:r>
+              <w:t>Tran</w:t>
+            </w:r>
+            <w:r>
+              <w:rPr>
+                <w:lang w:val="vi-VN"/>
+              </w:rPr>
+              <w:t xml:space="preserve"> Dai Hiep </w:t>
+            </w:r>
           </w:p>
         </w:tc>
       </w:tr>
@@ -414,6 +503,9 @@
             <w:pPr>
               <w:cnfStyle w:val="000000100000" w:firstRow="0" w:lastRow="0" w:firstColumn="0" w:lastColumn="0" w:oddVBand="0" w:evenVBand="0" w:oddHBand="1" w:evenHBand="0" w:firstRowFirstColumn="0" w:firstRowLastColumn="0" w:lastRowFirstColumn="0" w:lastRowLastColumn="0"/>
             </w:pPr>
+            <w:r>
+              <w:t>23120256</w:t>
+            </w:r>
           </w:p>
         </w:tc>
       </w:tr>
@@ -558,7 +650,19 @@
           <w:p>
             <w:pPr>
               <w:cnfStyle w:val="000000100000" w:firstRow="0" w:lastRow="0" w:firstColumn="0" w:lastColumn="0" w:oddVBand="0" w:evenVBand="0" w:oddHBand="1" w:evenHBand="0" w:firstRowFirstColumn="0" w:firstRowLastColumn="0" w:lastRowFirstColumn="0" w:lastRowLastColumn="0"/>
+              <w:rPr>
+                <w:lang w:val="vi-VN"/>
+              </w:rPr>
             </w:pPr>
+            <w:r>
+              <w:t>27</w:t>
+            </w:r>
+            <w:r>
+              <w:rPr>
+                <w:lang w:val="vi-VN"/>
+              </w:rPr>
+              <w:t>/09/2026</w:t>
+            </w:r>
           </w:p>
         </w:tc>
       </w:tr>
@@ -590,6 +694,46 @@
             <w:pPr>
               <w:cnfStyle w:val="000000010000" w:firstRow="0" w:lastRow="0" w:firstColumn="0" w:lastColumn="0" w:oddVBand="0" w:evenVBand="0" w:oddHBand="0" w:evenHBand="1" w:firstRowFirstColumn="0" w:firstRowLastColumn="0" w:lastRowFirstColumn="0" w:lastRowLastColumn="0"/>
             </w:pPr>
+            <w:r>
+              <w:rPr>
+                <w:noProof/>
+              </w:rPr>
+              <w:drawing>
+                <wp:inline distT="0" distB="0" distL="0" distR="0" wp14:anchorId="7F9C0D12" wp14:editId="3005426A">
+                  <wp:extent cx="476250" cy="309709"/>
+                  <wp:effectExtent l="0" t="0" r="0" b="0"/>
+                  <wp:docPr id="1951108196" name="Picture 1"/>
+                  <wp:cNvGraphicFramePr>
+                    <a:graphicFrameLocks xmlns:a="http://schemas.openxmlformats.org/drawingml/2006/main" noChangeAspect="1"/>
+                  </wp:cNvGraphicFramePr>
+                  <a:graphic xmlns:a="http://schemas.openxmlformats.org/drawingml/2006/main">
+                    <a:graphicData uri="http://schemas.openxmlformats.org/drawingml/2006/picture">
+                      <pic:pic xmlns:pic="http://schemas.openxmlformats.org/drawingml/2006/picture">
+                        <pic:nvPicPr>
+                          <pic:cNvPr id="1951108196" name="Picture 1951108196"/>
+                          <pic:cNvPicPr/>
+                        </pic:nvPicPr>
+                        <pic:blipFill>
+                          <a:blip r:embed="rId6"/>
+                          <a:stretch>
+                            <a:fillRect/>
+                          </a:stretch>
+                        </pic:blipFill>
+                        <pic:spPr>
+                          <a:xfrm>
+                            <a:off x="0" y="0"/>
+                            <a:ext cx="480730" cy="312622"/>
+                          </a:xfrm>
+                          <a:prstGeom prst="rect">
+                            <a:avLst/>
+                          </a:prstGeom>
+                        </pic:spPr>
+                      </pic:pic>
+                    </a:graphicData>
+                  </a:graphic>
+                </wp:inline>
+              </w:drawing>
+            </w:r>
           </w:p>
         </w:tc>
       </w:tr>
@@ -1499,7 +1643,6 @@
   <w:style w:type="character" w:default="1" w:styleId="DefaultParagraphFont">
     <w:name w:val="Default Paragraph Font"/>
     <w:uiPriority w:val="1"/>
-    <w:semiHidden/>
     <w:unhideWhenUsed/>
   </w:style>
   <w:style w:type="table" w:default="1" w:styleId="TableNormal">
